--- a/IA/TPN2/Minuta de Reunión.docx
+++ b/IA/TPN2/Minuta de Reunión.docx
@@ -87,14 +87,7 @@
             <w:tcW w:w="1210" w:type="pct"/>
             <w:vAlign w:val="center"/>
           </w:tcPr>
-          <w:p>
-            <w:r>
-              <w:t>1</w:t>
-            </w:r>
-            <w:r>
-              <w:t>2:15</w:t>
-            </w:r>
-          </w:p>
+          <w:p/>
         </w:tc>
       </w:tr>
       <w:tr>
@@ -128,14 +121,7 @@
             <w:tcW w:w="2580" w:type="pct"/>
             <w:vAlign w:val="center"/>
           </w:tcPr>
-          <w:p>
-            <w:r>
-              <w:t>Sala de reunione</w:t>
-            </w:r>
-            <w:r>
-              <w:t>s</w:t>
-            </w:r>
-          </w:p>
+          <w:p/>
         </w:tc>
         <w:tc>
           <w:tcPr>
@@ -164,20 +150,7 @@
             <w:tcW w:w="1210" w:type="pct"/>
             <w:vAlign w:val="center"/>
           </w:tcPr>
-          <w:p>
-            <w:r>
-              <w:t>1</w:t>
-            </w:r>
-            <w:r>
-              <w:t>3</w:t>
-            </w:r>
-            <w:r>
-              <w:t>:</w:t>
-            </w:r>
-            <w:r>
-              <w:t>30</w:t>
-            </w:r>
-          </w:p>
+          <w:p/>
         </w:tc>
       </w:tr>
       <w:tr>
@@ -388,19 +361,7 @@
             <w:tcW w:w="1666" w:type="pct"/>
             <w:vAlign w:val="center"/>
           </w:tcPr>
-          <w:p>
-            <w:r>
-              <w:rPr>
-                <w:rStyle w:val="nfasis"/>
-                <w:rFonts w:ascii="Calibri" w:hAnsi="Calibri"/>
-                <w:b/>
-                <w:i w:val="0"/>
-                <w:sz w:val="16"/>
-                <w:szCs w:val="16"/>
-              </w:rPr>
-              <w:t>Presidente</w:t>
-            </w:r>
-          </w:p>
+          <w:p/>
         </w:tc>
         <w:tc>
           <w:tcPr>
@@ -426,19 +387,7 @@
             <w:tcW w:w="1666" w:type="pct"/>
             <w:vAlign w:val="center"/>
           </w:tcPr>
-          <w:p>
-            <w:r>
-              <w:rPr>
-                <w:rStyle w:val="nfasis"/>
-                <w:rFonts w:ascii="Calibri" w:hAnsi="Calibri"/>
-                <w:b/>
-                <w:i w:val="0"/>
-                <w:sz w:val="16"/>
-                <w:szCs w:val="16"/>
-              </w:rPr>
-              <w:t>Gerente Administrativo Financiero</w:t>
-            </w:r>
-          </w:p>
+          <w:p/>
         </w:tc>
         <w:tc>
           <w:tcPr>
@@ -464,19 +413,7 @@
             <w:tcW w:w="1666" w:type="pct"/>
             <w:vAlign w:val="center"/>
           </w:tcPr>
-          <w:p>
-            <w:r>
-              <w:rPr>
-                <w:rStyle w:val="nfasis"/>
-                <w:rFonts w:ascii="Calibri" w:hAnsi="Calibri"/>
-                <w:b/>
-                <w:i w:val="0"/>
-                <w:sz w:val="16"/>
-                <w:szCs w:val="16"/>
-              </w:rPr>
-              <w:t>Subgerente Calidad</w:t>
-            </w:r>
-          </w:p>
+          <w:p/>
         </w:tc>
         <w:tc>
           <w:tcPr>
@@ -509,19 +446,7 @@
             <w:tcW w:w="1666" w:type="pct"/>
             <w:vAlign w:val="center"/>
           </w:tcPr>
-          <w:p>
-            <w:r>
-              <w:rPr>
-                <w:rStyle w:val="nfasis"/>
-                <w:rFonts w:ascii="Calibri" w:hAnsi="Calibri"/>
-                <w:b/>
-                <w:i w:val="0"/>
-                <w:sz w:val="16"/>
-                <w:szCs w:val="16"/>
-              </w:rPr>
-              <w:t>Subgerente Mantenimiento</w:t>
-            </w:r>
-          </w:p>
+          <w:p/>
         </w:tc>
         <w:tc>
           <w:tcPr>
@@ -547,19 +472,7 @@
             <w:tcW w:w="1666" w:type="pct"/>
             <w:vAlign w:val="center"/>
           </w:tcPr>
-          <w:p>
-            <w:r>
-              <w:rPr>
-                <w:rStyle w:val="nfasis"/>
-                <w:rFonts w:ascii="Calibri" w:hAnsi="Calibri"/>
-                <w:b/>
-                <w:i w:val="0"/>
-                <w:sz w:val="16"/>
-                <w:szCs w:val="16"/>
-              </w:rPr>
-              <w:t>Subgerente Operaciones</w:t>
-            </w:r>
-          </w:p>
+          <w:p/>
         </w:tc>
         <w:tc>
           <w:tcPr>
@@ -585,19 +498,7 @@
             <w:tcW w:w="1666" w:type="pct"/>
             <w:vAlign w:val="center"/>
           </w:tcPr>
-          <w:p>
-            <w:r>
-              <w:rPr>
-                <w:rStyle w:val="nfasis"/>
-                <w:rFonts w:ascii="Calibri" w:hAnsi="Calibri"/>
-                <w:b/>
-                <w:i w:val="0"/>
-                <w:sz w:val="16"/>
-                <w:szCs w:val="16"/>
-              </w:rPr>
-              <w:t>Subgerente Logística</w:t>
-            </w:r>
-          </w:p>
+          <w:p/>
         </w:tc>
         <w:tc>
           <w:tcPr>
@@ -623,19 +524,7 @@
             <w:tcW w:w="1666" w:type="pct"/>
             <w:vAlign w:val="center"/>
           </w:tcPr>
-          <w:p>
-            <w:r>
-              <w:rPr>
-                <w:rStyle w:val="nfasis"/>
-                <w:rFonts w:ascii="Calibri" w:hAnsi="Calibri"/>
-                <w:b/>
-                <w:i w:val="0"/>
-                <w:sz w:val="16"/>
-                <w:szCs w:val="16"/>
-              </w:rPr>
-              <w:t>Responsable de Recursos Humanos</w:t>
-            </w:r>
-          </w:p>
+          <w:p/>
         </w:tc>
         <w:tc>
           <w:tcPr>
@@ -661,41 +550,7 @@
             <w:tcW w:w="1666" w:type="pct"/>
             <w:vAlign w:val="center"/>
           </w:tcPr>
-          <w:p>
-            <w:r>
-              <w:rPr>
-                <w:rStyle w:val="nfasis"/>
-                <w:rFonts w:ascii="Calibri" w:hAnsi="Calibri"/>
-                <w:b/>
-                <w:i w:val="0"/>
-                <w:sz w:val="16"/>
-                <w:szCs w:val="16"/>
-              </w:rPr>
-              <w:t>Dire</w:t>
-            </w:r>
-            <w:r>
-              <w:rPr>
-                <w:rStyle w:val="nfasis"/>
-                <w:rFonts w:ascii="Calibri" w:hAnsi="Calibri"/>
-                <w:b/>
-                <w:i w:val="0"/>
-                <w:sz w:val="16"/>
-                <w:szCs w:val="16"/>
-              </w:rPr>
-              <w:t>c</w:t>
-            </w:r>
-            <w:r>
-              <w:rPr>
-                <w:rStyle w:val="nfasis"/>
-                <w:rFonts w:ascii="Calibri" w:hAnsi="Calibri"/>
-                <w:b/>
-                <w:i w:val="0"/>
-                <w:sz w:val="16"/>
-                <w:szCs w:val="16"/>
-              </w:rPr>
-              <w:t>tor Comercial</w:t>
-            </w:r>
-          </w:p>
+          <w:p/>
         </w:tc>
         <w:tc>
           <w:tcPr>
@@ -736,18 +591,6 @@
                 <w:iCs/>
               </w:rPr>
             </w:pPr>
-            <w:r>
-              <w:rPr>
-                <w:rStyle w:val="nfasis"/>
-                <w:rFonts w:ascii="Calibri" w:hAnsi="Calibri"/>
-                <w:b/>
-                <w:i w:val="0"/>
-                <w:iCs w:val="0"/>
-                <w:sz w:val="16"/>
-                <w:szCs w:val="16"/>
-              </w:rPr>
-              <w:t>Director</w:t>
-            </w:r>
           </w:p>
         </w:tc>
         <w:tc>
@@ -2212,115 +2055,6 @@
         </w:rPr>
         <w:t>Temas tratados:</w:t>
       </w:r>
-      <w:r>
-        <w:rPr>
-          <w:rStyle w:val="nfasis"/>
-          <w:rFonts w:ascii="Calibri" w:hAnsi="Calibri"/>
-          <w:b/>
-          <w:i w:val="0"/>
-          <w:sz w:val="22"/>
-          <w:u w:val="single"/>
-        </w:rPr>
-        <w:t xml:space="preserve"> </w:t>
-      </w:r>
-      <w:r>
-        <w:rPr>
-          <w:rStyle w:val="nfasis"/>
-          <w:rFonts w:ascii="Calibri" w:hAnsi="Calibri"/>
-          <w:b/>
-          <w:i w:val="0"/>
-          <w:sz w:val="22"/>
-          <w:u w:val="single"/>
-        </w:rPr>
-        <w:t>10</w:t>
-      </w:r>
-      <w:r>
-        <w:rPr>
-          <w:rFonts w:ascii="Calibri" w:hAnsi="Calibri"/>
-          <w:b/>
-          <w:iCs/>
-          <w:sz w:val="22"/>
-          <w:szCs w:val="24"/>
-          <w:u w:val="single"/>
-          <w:lang w:eastAsia="es-AR"/>
-        </w:rPr>
-        <w:t>-</w:t>
-      </w:r>
-      <w:r>
-        <w:rPr>
-          <w:rFonts w:ascii="Calibri" w:hAnsi="Calibri"/>
-          <w:b/>
-          <w:iCs/>
-          <w:sz w:val="22"/>
-          <w:szCs w:val="24"/>
-          <w:u w:val="single"/>
-          <w:lang w:eastAsia="es-AR"/>
-        </w:rPr>
-        <w:t>0</w:t>
-      </w:r>
-      <w:r>
-        <w:rPr>
-          <w:rFonts w:ascii="Calibri" w:hAnsi="Calibri"/>
-          <w:b/>
-          <w:iCs/>
-          <w:sz w:val="22"/>
-          <w:szCs w:val="24"/>
-          <w:u w:val="single"/>
-          <w:lang w:eastAsia="es-AR"/>
-        </w:rPr>
-        <w:t>9</w:t>
-      </w:r>
-      <w:r>
-        <w:rPr>
-          <w:rFonts w:ascii="Calibri" w:hAnsi="Calibri"/>
-          <w:b/>
-          <w:iCs/>
-          <w:sz w:val="22"/>
-          <w:szCs w:val="24"/>
-          <w:u w:val="single"/>
-          <w:lang w:eastAsia="es-AR"/>
-        </w:rPr>
-        <w:t>-</w:t>
-      </w:r>
-      <w:r>
-        <w:rPr>
-          <w:rFonts w:ascii="Calibri" w:hAnsi="Calibri"/>
-          <w:b/>
-          <w:iCs/>
-          <w:sz w:val="22"/>
-          <w:szCs w:val="24"/>
-          <w:u w:val="single"/>
-          <w:lang w:eastAsia="es-AR"/>
-        </w:rPr>
-        <w:t>2</w:t>
-      </w:r>
-      <w:r>
-        <w:rPr>
-          <w:rFonts w:ascii="Calibri" w:hAnsi="Calibri"/>
-          <w:b/>
-          <w:iCs/>
-          <w:sz w:val="22"/>
-          <w:szCs w:val="24"/>
-          <w:u w:val="single"/>
-          <w:lang w:eastAsia="es-AR"/>
-        </w:rPr>
-        <w:t>6</w:t>
-      </w:r>
-    </w:p>
-    <w:p>
-      <w:pPr>
-        <w:spacing w:after="160" w:line="259" w:lineRule="auto"/>
-        <w:ind w:left="360"/>
-        <w:contextualSpacing/>
-        <w:jc w:val="left"/>
-        <w:rPr>
-          <w:rFonts w:ascii="Calibri" w:eastAsia="Calibri" w:hAnsi="Calibri"/>
-          <w:bCs/>
-          <w:sz w:val="22"/>
-          <w:szCs w:val="22"/>
-          <w:lang w:val="es-ES" w:eastAsia="en-US"/>
-        </w:rPr>
-      </w:pPr>
     </w:p>
     <w:p>
       <w:pPr>
@@ -2332,6 +2066,7 @@
           <w:rFonts w:ascii="Calibri" w:hAnsi="Calibri"/>
           <w:i w:val="0"/>
           <w:sz w:val="20"/>
+          <w:u w:val="single"/>
         </w:rPr>
       </w:pPr>
     </w:p>
@@ -2922,50 +2657,7 @@
               <w:sz w:val="20"/>
               <w:szCs w:val="22"/>
             </w:rPr>
-            <w:fldChar w:fldCharType="begin"/>
-          </w:r>
-          <w:r>
-            <w:rPr>
-              <w:rStyle w:val="Nmerodepgina"/>
-              <w:rFonts w:ascii="Arial Unicode MS" w:eastAsia="Arial Unicode MS" w:hAnsi="Arial Unicode MS" w:cs="Arial Unicode MS"/>
-              <w:b w:val="0"/>
-              <w:noProof w:val="0"/>
-              <w:sz w:val="20"/>
-              <w:szCs w:val="22"/>
-            </w:rPr>
-            <w:instrText xml:space="preserve"> PAGE </w:instrText>
-          </w:r>
-          <w:r>
-            <w:rPr>
-              <w:rStyle w:val="Nmerodepgina"/>
-              <w:rFonts w:ascii="Arial Unicode MS" w:eastAsia="Arial Unicode MS" w:hAnsi="Arial Unicode MS" w:cs="Arial Unicode MS"/>
-              <w:b w:val="0"/>
-              <w:noProof w:val="0"/>
-              <w:sz w:val="20"/>
-              <w:szCs w:val="22"/>
-            </w:rPr>
-            <w:fldChar w:fldCharType="separate"/>
-          </w:r>
-          <w:r>
-            <w:rPr>
-              <w:rStyle w:val="Nmerodepgina"/>
-              <w:rFonts w:ascii="Arial Unicode MS" w:eastAsia="Arial Unicode MS" w:hAnsi="Arial Unicode MS" w:cs="Arial Unicode MS"/>
-              <w:b w:val="0"/>
-              <w:sz w:val="20"/>
-              <w:szCs w:val="22"/>
-            </w:rPr>
             <w:t>1</w:t>
-          </w:r>
-          <w:r>
-            <w:rPr>
-              <w:rStyle w:val="Nmerodepgina"/>
-              <w:rFonts w:ascii="Arial Unicode MS" w:eastAsia="Arial Unicode MS" w:hAnsi="Arial Unicode MS" w:cs="Arial Unicode MS"/>
-              <w:b w:val="0"/>
-              <w:noProof w:val="0"/>
-              <w:sz w:val="20"/>
-              <w:szCs w:val="22"/>
-            </w:rPr>
-            <w:fldChar w:fldCharType="end"/>
           </w:r>
           <w:r>
             <w:rPr>
@@ -2978,14 +2670,12 @@
           </w:r>
           <w:r>
             <w:rPr>
-              <w:rStyle w:val="Nmerodepgina"/>
               <w:rFonts w:ascii="Arial Unicode MS" w:eastAsia="Arial Unicode MS" w:hAnsi="Arial Unicode MS" w:cs="Arial Unicode MS"/>
               <w:b w:val="0"/>
-              <w:noProof w:val="0"/>
               <w:sz w:val="20"/>
               <w:szCs w:val="22"/>
             </w:rPr>
-            <w:t>1</w:t>
+            <w:t>2</w:t>
           </w:r>
         </w:p>
       </w:tc>
@@ -8316,6 +8006,50 @@
     <w:lsdException w:name="Subtitle" w:qFormat="1"/>
     <w:lsdException w:name="Strong" w:qFormat="1"/>
     <w:lsdException w:name="Emphasis" w:qFormat="1"/>
+    <w:lsdException w:name="Normal Table" w:semiHidden="1" w:unhideWhenUsed="1"/>
+    <w:lsdException w:name="Table Simple 1" w:semiHidden="1" w:unhideWhenUsed="1"/>
+    <w:lsdException w:name="Table Simple 2" w:semiHidden="1" w:unhideWhenUsed="1"/>
+    <w:lsdException w:name="Table Simple 3" w:semiHidden="1" w:unhideWhenUsed="1"/>
+    <w:lsdException w:name="Table Classic 1" w:semiHidden="1" w:unhideWhenUsed="1"/>
+    <w:lsdException w:name="Table Classic 2" w:semiHidden="1" w:unhideWhenUsed="1"/>
+    <w:lsdException w:name="Table Classic 3" w:semiHidden="1" w:unhideWhenUsed="1"/>
+    <w:lsdException w:name="Table Classic 4" w:semiHidden="1" w:unhideWhenUsed="1"/>
+    <w:lsdException w:name="Table Colorful 1" w:semiHidden="1" w:unhideWhenUsed="1"/>
+    <w:lsdException w:name="Table Colorful 2" w:semiHidden="1" w:unhideWhenUsed="1"/>
+    <w:lsdException w:name="Table Colorful 3" w:semiHidden="1" w:unhideWhenUsed="1"/>
+    <w:lsdException w:name="Table Columns 1" w:semiHidden="1" w:unhideWhenUsed="1"/>
+    <w:lsdException w:name="Table Columns 2" w:semiHidden="1" w:unhideWhenUsed="1"/>
+    <w:lsdException w:name="Table Columns 3" w:semiHidden="1" w:unhideWhenUsed="1"/>
+    <w:lsdException w:name="Table Columns 4" w:semiHidden="1" w:unhideWhenUsed="1"/>
+    <w:lsdException w:name="Table Columns 5" w:semiHidden="1" w:unhideWhenUsed="1"/>
+    <w:lsdException w:name="Table Grid 1" w:semiHidden="1" w:unhideWhenUsed="1"/>
+    <w:lsdException w:name="Table Grid 2" w:semiHidden="1" w:unhideWhenUsed="1"/>
+    <w:lsdException w:name="Table Grid 3" w:semiHidden="1" w:unhideWhenUsed="1"/>
+    <w:lsdException w:name="Table Grid 4" w:semiHidden="1" w:unhideWhenUsed="1"/>
+    <w:lsdException w:name="Table Grid 5" w:semiHidden="1" w:unhideWhenUsed="1"/>
+    <w:lsdException w:name="Table Grid 6" w:semiHidden="1" w:unhideWhenUsed="1"/>
+    <w:lsdException w:name="Table Grid 7" w:semiHidden="1" w:unhideWhenUsed="1"/>
+    <w:lsdException w:name="Table Grid 8" w:semiHidden="1" w:unhideWhenUsed="1"/>
+    <w:lsdException w:name="Table List 1" w:semiHidden="1" w:unhideWhenUsed="1"/>
+    <w:lsdException w:name="Table List 2" w:semiHidden="1" w:unhideWhenUsed="1"/>
+    <w:lsdException w:name="Table List 3" w:semiHidden="1" w:unhideWhenUsed="1"/>
+    <w:lsdException w:name="Table List 4" w:semiHidden="1" w:unhideWhenUsed="1"/>
+    <w:lsdException w:name="Table List 5" w:semiHidden="1" w:unhideWhenUsed="1"/>
+    <w:lsdException w:name="Table List 6" w:semiHidden="1" w:unhideWhenUsed="1"/>
+    <w:lsdException w:name="Table List 7" w:semiHidden="1" w:unhideWhenUsed="1"/>
+    <w:lsdException w:name="Table List 8" w:semiHidden="1" w:unhideWhenUsed="1"/>
+    <w:lsdException w:name="Table 3D effects 1" w:semiHidden="1" w:unhideWhenUsed="1"/>
+    <w:lsdException w:name="Table 3D effects 2" w:semiHidden="1" w:unhideWhenUsed="1"/>
+    <w:lsdException w:name="Table 3D effects 3" w:semiHidden="1" w:unhideWhenUsed="1"/>
+    <w:lsdException w:name="Table Contemporary" w:semiHidden="1" w:unhideWhenUsed="1"/>
+    <w:lsdException w:name="Table Elegant" w:semiHidden="1" w:unhideWhenUsed="1"/>
+    <w:lsdException w:name="Table Professional" w:semiHidden="1" w:unhideWhenUsed="1"/>
+    <w:lsdException w:name="Table Subtle 1" w:semiHidden="1" w:unhideWhenUsed="1"/>
+    <w:lsdException w:name="Table Subtle 2" w:semiHidden="1" w:unhideWhenUsed="1"/>
+    <w:lsdException w:name="Table Web 1" w:semiHidden="1" w:unhideWhenUsed="1"/>
+    <w:lsdException w:name="Table Web 2" w:semiHidden="1" w:unhideWhenUsed="1"/>
+    <w:lsdException w:name="Table Web 3" w:semiHidden="1" w:unhideWhenUsed="1"/>
+    <w:lsdException w:name="Table Theme" w:semiHidden="1" w:unhideWhenUsed="1"/>
     <w:lsdException w:name="Placeholder Text" w:semiHidden="1" w:uiPriority="99" w:unhideWhenUsed="1"/>
     <w:lsdException w:name="No Spacing" w:uiPriority="99" w:qFormat="1"/>
     <w:lsdException w:name="Light Shading" w:uiPriority="99"/>
@@ -8567,11 +8301,15 @@
   </w:style>
   <w:style w:type="character" w:default="1" w:styleId="Fuentedeprrafopredeter">
     <w:name w:val="Default Paragraph Font"/>
+    <w:uiPriority w:val="1"/>
     <w:semiHidden/>
+    <w:unhideWhenUsed/>
   </w:style>
   <w:style w:type="table" w:default="1" w:styleId="Tablanormal">
     <w:name w:val="Normal Table"/>
+    <w:uiPriority w:val="99"/>
     <w:semiHidden/>
+    <w:unhideWhenUsed/>
     <w:tblPr>
       <w:tblInd w:w="0" w:type="dxa"/>
       <w:tblCellMar>
@@ -8584,7 +8322,9 @@
   </w:style>
   <w:style w:type="numbering" w:default="1" w:styleId="Sinlista">
     <w:name w:val="No List"/>
+    <w:uiPriority w:val="99"/>
     <w:semiHidden/>
+    <w:unhideWhenUsed/>
   </w:style>
   <w:style w:type="paragraph" w:customStyle="1" w:styleId="Titulogeneral">
     <w:name w:val="Titulo general"/>
